--- a/packages/docs/static/decision-guides/e-prescribe.docx
+++ b/packages/docs/static/decision-guides/e-prescribe.docx
@@ -11,18 +11,18 @@
           <wp:inline>
             <wp:extent cx="5943600" cy="1289649"/>
             <wp:effectExtent b="0" l="0" r="0" t="0"/>
-            <wp:docPr descr="Medplum" title="" id="10" name="Picture"/>
+            <wp:docPr descr="Medplum" title="" id="21" name="Picture"/>
             <a:graphic>
               <a:graphicData uri="http://schemas.openxmlformats.org/drawingml/2006/picture">
                 <pic:pic>
                   <pic:nvPicPr>
-                    <pic:cNvPr descr="medplum-wordmark-grape.png" id="11" name="Picture"/>
+                    <pic:cNvPr descr="medplum-wordmark-grape.png" id="22" name="Picture"/>
                     <pic:cNvPicPr>
                       <a:picLocks noChangeArrowheads="1" noChangeAspect="1"/>
                     </pic:cNvPicPr>
                   </pic:nvPicPr>
                   <pic:blipFill>
-                    <a:blip r:embed="rId9"/>
+                    <a:blip r:embed="rId20"/>
                     <a:stretch>
                       <a:fillRect/>
                     </a:stretch>
@@ -49,7 +49,7 @@
         </w:drawing>
       </w:r>
     </w:p>
-    <w:bookmarkStart w:id="39" w:name="e-prescribe-decision-guide"/>
+    <w:bookmarkStart w:id="50" w:name="e-prescribe-decision-guide"/>
     <w:p>
       <w:pPr>
         <w:pStyle w:val="Heading1"/>
@@ -64,39 +64,39 @@
       </w:pPr>
       <w:r>
         <w:rPr>
+          <w:iCs/>
           <w:i/>
-          <w:iCs/>
         </w:rPr>
         <w:t xml:space="preserve">Companion to the</w:t>
       </w:r>
       <w:r>
         <w:rPr>
+          <w:iCs/>
           <w:i/>
-          <w:iCs/>
         </w:rPr>
         <w:t xml:space="preserve"> </w:t>
       </w:r>
-      <w:hyperlink r:id="rId12">
+      <w:hyperlink r:id="rId23">
         <w:r>
           <w:rPr>
             <w:rStyle w:val="Hyperlink"/>
+            <w:iCs/>
             <w:i/>
-            <w:iCs/>
           </w:rPr>
           <w:t xml:space="preserve">E-Prescribe (eRx)</w:t>
         </w:r>
       </w:hyperlink>
       <w:r>
         <w:rPr>
+          <w:iCs/>
           <w:i/>
-          <w:iCs/>
         </w:rPr>
         <w:t xml:space="preserve"> </w:t>
       </w:r>
       <w:r>
         <w:rPr>
+          <w:iCs/>
           <w:i/>
-          <w:iCs/>
         </w:rPr>
         <w:t xml:space="preserve">docs.</w:t>
       </w:r>
@@ -113,8 +113,8 @@
       </w:r>
       <w:r>
         <w:rPr>
+          <w:bCs/>
           <w:b/>
-          <w:bCs/>
         </w:rPr>
         <w:t xml:space="preserve">integration and enrollment decisions</w:t>
       </w:r>
@@ -122,7 +122,7 @@
         <w:t xml:space="preserve">: how much prescribing UI you build, whether you send controlled substances, and how prescribers get enrolled and verified. This guide moves from those high-level decisions down to feature detail.</w:t>
       </w:r>
     </w:p>
-    <w:bookmarkStart w:id="13" w:name="section-1-use-case-participants"/>
+    <w:bookmarkStart w:id="24" w:name="section-1-use-case-participants"/>
     <w:p>
       <w:pPr>
         <w:pStyle w:val="Heading2"/>
@@ -137,8 +137,8 @@
       </w:pPr>
       <w:r>
         <w:rPr>
+          <w:iCs/>
           <w:i/>
-          <w:iCs/>
         </w:rPr>
         <w:t xml:space="preserve">Two of these — what you prescribe (1.1) and how much you build (1.2) — cascade into most of Section 3. Land them first.</w:t>
       </w:r>
@@ -149,19 +149,19 @@
       </w:pPr>
       <w:r>
         <w:rPr>
+          <w:bCs/>
           <w:b/>
-          <w:bCs/>
         </w:rPr>
         <w:t xml:space="preserve">1.1 What are you prescribing?</w:t>
       </w:r>
     </w:p>
     <w:p>
       <w:pPr>
-        <w:pStyle w:val="Compact"/>
         <w:numPr>
           <w:ilvl w:val="0"/>
           <w:numId w:val="1001"/>
         </w:numPr>
+        <w:pStyle w:val="Compact"/>
       </w:pPr>
       <w:r>
         <w:t xml:space="preserve">Non-controlled medications only</w:t>
@@ -169,11 +169,11 @@
     </w:p>
     <w:p>
       <w:pPr>
-        <w:pStyle w:val="Compact"/>
         <w:numPr>
           <w:ilvl w:val="0"/>
           <w:numId w:val="1001"/>
         </w:numPr>
+        <w:pStyle w:val="Compact"/>
       </w:pPr>
       <w:r>
         <w:t xml:space="preserve">Controlled substances too (Schedule II–V)</w:t>
@@ -181,11 +181,11 @@
     </w:p>
     <w:p>
       <w:pPr>
-        <w:pStyle w:val="Compact"/>
         <w:numPr>
           <w:ilvl w:val="0"/>
           <w:numId w:val="1001"/>
         </w:numPr>
+        <w:pStyle w:val="Compact"/>
       </w:pPr>
       <w:r>
         <w:t xml:space="preserve">Not sure / depends on specialty</w:t>
@@ -197,31 +197,31 @@
       </w:pPr>
       <w:r>
         <w:rPr>
+          <w:iCs/>
           <w:i/>
-          <w:iCs/>
         </w:rPr>
         <w:t xml:space="preserve">Why: controlled substances require</w:t>
       </w:r>
       <w:r>
         <w:rPr>
+          <w:iCs/>
           <w:i/>
-          <w:iCs/>
         </w:rPr>
         <w:t xml:space="preserve"> </w:t>
       </w:r>
       <w:r>
         <w:rPr>
+          <w:bCs/>
           <w:b/>
-          <w:bCs/>
+          <w:iCs/>
           <w:i/>
-          <w:iCs/>
         </w:rPr>
         <w:t xml:space="preserve">EPCS</w:t>
       </w:r>
       <w:r>
         <w:rPr>
+          <w:iCs/>
           <w:i/>
-          <w:iCs/>
         </w:rPr>
         <w:t xml:space="preserve">, which adds a per-prescriber enrollment path (DEA, identity proofing, two-factor auth). If you never prescribe them, skip the entire Controlled Substances lane (3.4) and enrollment shrinks substantially.</w:t>
       </w:r>
@@ -232,24 +232,24 @@
       </w:pPr>
       <w:r>
         <w:rPr>
+          <w:bCs/>
           <w:b/>
-          <w:bCs/>
         </w:rPr>
         <w:t xml:space="preserve">1.2 How much of the prescribing experience do you want to build?</w:t>
       </w:r>
     </w:p>
     <w:p>
       <w:pPr>
-        <w:pStyle w:val="Compact"/>
         <w:numPr>
           <w:ilvl w:val="0"/>
           <w:numId w:val="1002"/>
         </w:numPr>
+        <w:pStyle w:val="Compact"/>
       </w:pPr>
       <w:r>
         <w:rPr>
+          <w:bCs/>
           <w:b/>
-          <w:bCs/>
         </w:rPr>
         <w:t xml:space="preserve">Hosted iframe</w:t>
       </w:r>
@@ -262,16 +262,16 @@
     </w:p>
     <w:p>
       <w:pPr>
-        <w:pStyle w:val="Compact"/>
         <w:numPr>
           <w:ilvl w:val="0"/>
           <w:numId w:val="1002"/>
         </w:numPr>
+        <w:pStyle w:val="Compact"/>
       </w:pPr>
       <w:r>
         <w:rPr>
+          <w:bCs/>
           <w:b/>
-          <w:bCs/>
         </w:rPr>
         <w:t xml:space="preserve">Integrated (API-driven)</w:t>
       </w:r>
@@ -286,8 +286,8 @@
       </w:r>
       <w:r>
         <w:rPr>
+          <w:bCs/>
           <w:b/>
-          <w:bCs/>
         </w:rPr>
         <w:t xml:space="preserve">review-and-send</w:t>
       </w:r>
@@ -300,11 +300,11 @@
     </w:p>
     <w:p>
       <w:pPr>
-        <w:pStyle w:val="Compact"/>
         <w:numPr>
           <w:ilvl w:val="0"/>
           <w:numId w:val="1002"/>
         </w:numPr>
+        <w:pStyle w:val="Compact"/>
       </w:pPr>
       <w:r>
         <w:t xml:space="preserve">Not sure</w:t>
@@ -316,8 +316,8 @@
       </w:pPr>
       <w:r>
         <w:rPr>
+          <w:iCs/>
           <w:i/>
-          <w:iCs/>
         </w:rPr>
         <w:t xml:space="preserve">Why: the core build-vs-UX trade-off. The iframe is fastest to live but UX is fixed and you generally can’t prescribe from inside your own chart. Integrated lets you own the workflow and prescribe in context, at the cost of building it. See 3.1.</w:t>
       </w:r>
@@ -328,19 +328,19 @@
       </w:pPr>
       <w:r>
         <w:rPr>
+          <w:bCs/>
           <w:b/>
-          <w:bCs/>
         </w:rPr>
         <w:t xml:space="preserve">1.3 New build or replacing an existing e-Rx system?</w:t>
       </w:r>
     </w:p>
     <w:p>
       <w:pPr>
-        <w:pStyle w:val="Compact"/>
         <w:numPr>
           <w:ilvl w:val="0"/>
           <w:numId w:val="1003"/>
         </w:numPr>
+        <w:pStyle w:val="Compact"/>
       </w:pPr>
       <w:r>
         <w:t xml:space="preserve">New — no e-prescribing today</w:t>
@@ -348,11 +348,11 @@
     </w:p>
     <w:p>
       <w:pPr>
-        <w:pStyle w:val="Compact"/>
         <w:numPr>
           <w:ilvl w:val="0"/>
           <w:numId w:val="1003"/>
         </w:numPr>
+        <w:pStyle w:val="Compact"/>
       </w:pPr>
       <w:r>
         <w:t xml:space="preserve">Replacing another EHR or e-Rx vendor</w:t>
@@ -360,11 +360,11 @@
     </w:p>
     <w:p>
       <w:pPr>
-        <w:pStyle w:val="Compact"/>
         <w:numPr>
           <w:ilvl w:val="0"/>
           <w:numId w:val="1003"/>
         </w:numPr>
+        <w:pStyle w:val="Compact"/>
       </w:pPr>
       <w:r>
         <w:t xml:space="preserve">Adding alongside an existing clinical system</w:t>
@@ -376,38 +376,38 @@
       </w:pPr>
       <w:r>
         <w:rPr>
+          <w:iCs/>
           <w:i/>
-          <w:iCs/>
         </w:rPr>
         <w:t xml:space="preserve">Why: replacing an existing system means a</w:t>
       </w:r>
       <w:r>
         <w:rPr>
+          <w:iCs/>
           <w:i/>
-          <w:iCs/>
         </w:rPr>
         <w:t xml:space="preserve"> </w:t>
       </w:r>
       <w:r>
         <w:rPr>
+          <w:bCs/>
           <w:b/>
-          <w:bCs/>
+          <w:iCs/>
           <w:i/>
-          <w:iCs/>
         </w:rPr>
         <w:t xml:space="preserve">Change of Vendor</w:t>
       </w:r>
       <w:r>
         <w:rPr>
+          <w:iCs/>
           <w:i/>
-          <w:iCs/>
         </w:rPr>
         <w:t xml:space="preserve"> </w:t>
       </w:r>
       <w:r>
         <w:rPr>
+          <w:iCs/>
           <w:i/>
-          <w:iCs/>
         </w:rPr>
         <w:t xml:space="preserve">on SureScripts so refills and history follow prescribers over — a distinct migration workstream (3.11).</w:t>
       </w:r>
@@ -418,19 +418,19 @@
       </w:pPr>
       <w:r>
         <w:rPr>
+          <w:bCs/>
           <w:b/>
-          <w:bCs/>
         </w:rPr>
         <w:t xml:space="preserve">1.4 Who is involved in prescribing?</w:t>
       </w:r>
     </w:p>
     <w:p>
       <w:pPr>
-        <w:pStyle w:val="Compact"/>
         <w:numPr>
           <w:ilvl w:val="0"/>
           <w:numId w:val="1004"/>
         </w:numPr>
+        <w:pStyle w:val="Compact"/>
       </w:pPr>
       <w:r>
         <w:t xml:space="preserve">Prescribers (sign and send)</w:t>
@@ -438,11 +438,11 @@
     </w:p>
     <w:p>
       <w:pPr>
-        <w:pStyle w:val="Compact"/>
         <w:numPr>
           <w:ilvl w:val="0"/>
           <w:numId w:val="1004"/>
         </w:numPr>
+        <w:pStyle w:val="Compact"/>
       </w:pPr>
       <w:r>
         <w:t xml:space="preserve">Prescribing agents / proxies (stage but can’t send)</w:t>
@@ -450,11 +450,11 @@
     </w:p>
     <w:p>
       <w:pPr>
-        <w:pStyle w:val="Compact"/>
         <w:numPr>
           <w:ilvl w:val="0"/>
           <w:numId w:val="1004"/>
         </w:numPr>
+        <w:pStyle w:val="Compact"/>
       </w:pPr>
       <w:r>
         <w:t xml:space="preserve">Administrators (enroll prescribers, manage practices, configure favorites)</w:t>
@@ -462,11 +462,11 @@
     </w:p>
     <w:p>
       <w:pPr>
-        <w:pStyle w:val="Compact"/>
         <w:numPr>
           <w:ilvl w:val="0"/>
           <w:numId w:val="1004"/>
         </w:numPr>
+        <w:pStyle w:val="Compact"/>
       </w:pPr>
       <w:r>
         <w:t xml:space="preserve">Any offshore or non-US staff using the prescribing UI?</w:t>
@@ -478,38 +478,38 @@
       </w:pPr>
       <w:r>
         <w:rPr>
+          <w:iCs/>
           <w:i/>
-          <w:iCs/>
         </w:rPr>
         <w:t xml:space="preserve">Why: prescriber vs. agent vs. admin map to distinct enrollment roles (3.3), and only fully-enrolled prescribers can transmit. Non-prescribing roles don’t need an NPI. Offshore and non-US staff matter here because e-prescribing is only available to professionals</w:t>
       </w:r>
       <w:r>
         <w:rPr>
+          <w:iCs/>
           <w:i/>
-          <w:iCs/>
         </w:rPr>
         <w:t xml:space="preserve"> </w:t>
       </w:r>
       <w:r>
         <w:rPr>
+          <w:bCs/>
           <w:b/>
-          <w:bCs/>
+          <w:iCs/>
           <w:i/>
-          <w:iCs/>
         </w:rPr>
         <w:t xml:space="preserve">authorized to prescribe in the United States</w:t>
       </w:r>
       <w:r>
         <w:rPr>
+          <w:iCs/>
           <w:i/>
-          <w:iCs/>
         </w:rPr>
         <w:t xml:space="preserve"> </w:t>
       </w:r>
       <w:r>
         <w:rPr>
+          <w:iCs/>
           <w:i/>
-          <w:iCs/>
         </w:rPr>
         <w:t xml:space="preserve">— a SureScripts-network constraint, not a Medplum one — so non-US staff can only hold non-prescribing roles, and even those must be enrolled with the vendor to call pharmacy or medication-history operations (3.3). Confirm your vendor’s policy on non-US users before designing an offshore-staffing model around the prescribing UI.</w:t>
       </w:r>
@@ -521,8 +521,8 @@
         </w:pict>
       </w:r>
     </w:p>
-    <w:bookmarkEnd w:id="13"/>
-    <w:bookmarkStart w:id="14" w:name="section-2-feature-scoping"/>
+    <w:bookmarkEnd w:id="24"/>
+    <w:bookmarkStart w:id="25" w:name="section-2-feature-scoping"/>
     <w:p>
       <w:pPr>
         <w:pStyle w:val="Heading2"/>
@@ -537,8 +537,8 @@
       </w:pPr>
       <w:r>
         <w:rPr>
+          <w:iCs/>
           <w:i/>
-          <w:iCs/>
         </w:rPr>
         <w:t xml:space="preserve">For each row, mark Yes / No / Nice-to-have / Not sure. The</w:t>
       </w:r>
@@ -547,8 +547,8 @@
       </w:r>
       <w:r>
         <w:rPr>
+          <w:bCs/>
           <w:b/>
-          <w:bCs/>
         </w:rPr>
         <w:t xml:space="preserve">§</w:t>
       </w:r>
@@ -557,8 +557,8 @@
       </w:r>
       <w:r>
         <w:rPr>
+          <w:iCs/>
           <w:i/>
-          <w:iCs/>
         </w:rPr>
         <w:t xml:space="preserve">column points to the deep dive.</w:t>
       </w:r>
@@ -567,8 +567,9 @@
       <w:tblPr>
         <w:tblStyle w:val="Table"/>
         <w:tblW w:w="9360" w:type="dxa"/>
+        <w:tblLook w:firstRow="1" w:lastRow="0" w:firstColumn="0" w:lastColumn="0" w:noHBand="0" w:noVBand="0" w:val="0020"/>
+        <w:jc w:val="start"/>
         <w:tblLayout w:type="fixed"/>
-        <w:tblLook w:firstRow="1" w:lastRow="0" w:firstColumn="0" w:lastColumn="0" w:noHBand="0" w:noVBand="0" w:val="0020"/>
       </w:tblPr>
       <w:tblGrid>
         <w:gridCol w:w="600"/>
@@ -582,7 +583,7 @@
       <w:tr>
         <w:trPr>
           <w:cantSplit/>
-          <w:tblHeader w:val="on"/>
+          <w:tblHeader w:val="true"/>
         </w:trPr>
         <w:tc>
           <w:tcPr/>
@@ -1626,8 +1627,8 @@
         </w:pict>
       </w:r>
     </w:p>
-    <w:bookmarkEnd w:id="14"/>
-    <w:bookmarkStart w:id="33" w:name="section-3-feature-deep-dives"/>
+    <w:bookmarkEnd w:id="25"/>
+    <w:bookmarkStart w:id="44" w:name="section-3-feature-deep-dives"/>
     <w:p>
       <w:pPr>
         <w:pStyle w:val="Heading2"/>
@@ -1642,8 +1643,8 @@
       </w:pPr>
       <w:r>
         <w:rPr>
+          <w:iCs/>
           <w:i/>
-          <w:iCs/>
         </w:rPr>
         <w:t xml:space="preserve">Cover each feature flagged Yes or Nice-to-have. Each question below maps to a row in the table beneath it, in order. The goal is a clear recommended approach by the end of each section.</w:t>
       </w:r>
@@ -1652,8 +1653,9 @@
       <w:tblPr>
         <w:tblStyle w:val="Table"/>
         <w:tblW w:w="9360" w:type="dxa"/>
+        <w:tblLook w:firstRow="1" w:lastRow="0" w:firstColumn="0" w:lastColumn="0" w:noHBand="0" w:noVBand="0" w:val="0020"/>
+        <w:jc w:val="start"/>
         <w:tblLayout w:type="fixed"/>
-        <w:tblLook w:firstRow="1" w:lastRow="0" w:firstColumn="0" w:lastColumn="0" w:noHBand="0" w:noVBand="0" w:val="0020"/>
       </w:tblPr>
       <w:tblGrid>
         <w:gridCol w:w="2858"/>
@@ -1663,7 +1665,7 @@
       <w:tr>
         <w:trPr>
           <w:cantSplit/>
-          <w:tblHeader w:val="on"/>
+          <w:tblHeader w:val="true"/>
         </w:trPr>
         <w:tc>
           <w:tcPr/>
@@ -1715,8 +1717,8 @@
             </w:pPr>
             <w:r>
               <w:rPr>
+                <w:bCs/>
                 <w:b/>
-                <w:bCs/>
               </w:rPr>
               <w:t xml:space="preserve">Foundations</w:t>
             </w:r>
@@ -1760,8 +1762,8 @@
             </w:pPr>
             <w:r>
               <w:rPr>
+                <w:bCs/>
                 <w:b/>
-                <w:bCs/>
               </w:rPr>
               <w:t xml:space="preserve">Controlled Substances</w:t>
             </w:r>
@@ -1805,8 +1807,8 @@
             </w:pPr>
             <w:r>
               <w:rPr>
+                <w:bCs/>
                 <w:b/>
-                <w:bCs/>
               </w:rPr>
               <w:t xml:space="preserve">Prescribing Workflow</w:t>
             </w:r>
@@ -1850,8 +1852,8 @@
             </w:pPr>
             <w:r>
               <w:rPr>
+                <w:bCs/>
                 <w:b/>
-                <w:bCs/>
               </w:rPr>
               <w:t xml:space="preserve">Practice Structure</w:t>
             </w:r>
@@ -1895,8 +1897,8 @@
             </w:pPr>
             <w:r>
               <w:rPr>
+                <w:bCs/>
                 <w:b/>
-                <w:bCs/>
               </w:rPr>
               <w:t xml:space="preserve">Situational</w:t>
             </w:r>
@@ -1935,7 +1937,7 @@
         </w:pict>
       </w:r>
     </w:p>
-    <w:bookmarkStart w:id="18" w:name="foundations"/>
+    <w:bookmarkStart w:id="29" w:name="foundations"/>
     <w:p>
       <w:pPr>
         <w:pStyle w:val="Heading3"/>
@@ -1944,7 +1946,7 @@
         <w:t xml:space="preserve">Foundations</w:t>
       </w:r>
     </w:p>
-    <w:bookmarkStart w:id="15" w:name="integration-model"/>
+    <w:bookmarkStart w:id="26" w:name="integration-model"/>
     <w:p>
       <w:pPr>
         <w:pStyle w:val="Heading4"/>
@@ -1967,19 +1969,19 @@
       </w:pPr>
       <w:r>
         <w:rPr>
+          <w:bCs/>
           <w:b/>
-          <w:bCs/>
         </w:rPr>
         <w:t xml:space="preserve">Questions:</w:t>
       </w:r>
     </w:p>
     <w:p>
       <w:pPr>
-        <w:pStyle w:val="Compact"/>
         <w:numPr>
           <w:ilvl w:val="0"/>
           <w:numId w:val="1005"/>
         </w:numPr>
+        <w:pStyle w:val="Compact"/>
       </w:pPr>
       <w:r>
         <w:t xml:space="preserve">Do prescribers need to write prescriptions</w:t>
@@ -1989,8 +1991,8 @@
       </w:r>
       <w:r>
         <w:rPr>
+          <w:iCs/>
           <w:i/>
-          <w:iCs/>
         </w:rPr>
         <w:t xml:space="preserve">in context</w:t>
       </w:r>
@@ -2003,11 +2005,11 @@
     </w:p>
     <w:p>
       <w:pPr>
-        <w:pStyle w:val="Compact"/>
         <w:numPr>
           <w:ilvl w:val="0"/>
           <w:numId w:val="1005"/>
         </w:numPr>
+        <w:pStyle w:val="Compact"/>
       </w:pPr>
       <w:r>
         <w:t xml:space="preserve">How much engineering do you want to invest in the prescribing UI, now and ongoing?</w:t>
@@ -2015,11 +2017,11 @@
     </w:p>
     <w:p>
       <w:pPr>
-        <w:pStyle w:val="Compact"/>
         <w:numPr>
           <w:ilvl w:val="0"/>
           <w:numId w:val="1005"/>
         </w:numPr>
+        <w:pStyle w:val="Compact"/>
       </w:pPr>
       <w:r>
         <w:t xml:space="preserve">Do you need to control the look and steps of the flow, or is a vendor-standard flow acceptable?</w:t>
@@ -2029,8 +2031,9 @@
       <w:tblPr>
         <w:tblStyle w:val="Table"/>
         <w:tblW w:w="9360" w:type="dxa"/>
+        <w:tblLook w:firstRow="1" w:lastRow="0" w:firstColumn="0" w:lastColumn="0" w:noHBand="0" w:noVBand="0" w:val="0020"/>
+        <w:jc w:val="start"/>
         <w:tblLayout w:type="fixed"/>
-        <w:tblLook w:firstRow="1" w:lastRow="0" w:firstColumn="0" w:lastColumn="0" w:noHBand="0" w:noVBand="0" w:val="0020"/>
       </w:tblPr>
       <w:tblGrid>
         <w:gridCol w:w="4426"/>
@@ -2039,7 +2042,7 @@
       <w:tr>
         <w:trPr>
           <w:cantSplit/>
-          <w:tblHeader w:val="on"/>
+          <w:tblHeader w:val="true"/>
         </w:trPr>
         <w:tc>
           <w:tcPr/>
@@ -2091,8 +2094,8 @@
             </w:pPr>
             <w:r>
               <w:rPr>
+                <w:bCs/>
                 <w:b/>
-                <w:bCs/>
               </w:rPr>
               <w:t xml:space="preserve">Hosted iframe</w:t>
             </w:r>
@@ -2130,8 +2133,8 @@
             </w:pPr>
             <w:r>
               <w:rPr>
+                <w:bCs/>
                 <w:b/>
-                <w:bCs/>
               </w:rPr>
               <w:t xml:space="preserve">Integrated (API-driven)</w:t>
             </w:r>
@@ -2169,8 +2172,8 @@
             </w:pPr>
             <w:r>
               <w:rPr>
+                <w:bCs/>
                 <w:b/>
-                <w:bCs/>
               </w:rPr>
               <w:t xml:space="preserve">Integrated</w:t>
             </w:r>
@@ -2219,8 +2222,8 @@
       </w:pPr>
       <w:r>
         <w:rPr>
+          <w:bCs/>
           <w:b/>
-          <w:bCs/>
         </w:rPr>
         <w:t xml:space="preserve">⚠ Choose deliberately.</w:t>
       </w:r>
@@ -2234,7 +2237,13 @@
         <w:t xml:space="preserve"> </w:t>
       </w:r>
       <w:r>
-        <w:t xml:space="preserve">“prescribe from the chart”</w:t>
+        <w:t xml:space="preserve">“</w:t>
+      </w:r>
+      <w:r>
+        <w:t xml:space="preserve">prescribe from the chart</w:t>
+      </w:r>
+      <w:r>
+        <w:t xml:space="preserve">”</w:t>
       </w:r>
       <w:r>
         <w:t xml:space="preserve"> </w:t>
@@ -2243,8 +2252,8 @@
         <w:t xml:space="preserve">is possible, and how enrollment and favorites surface. Align on 1.2 before committing engineering.</w:t>
       </w:r>
     </w:p>
-    <w:bookmarkEnd w:id="15"/>
-    <w:bookmarkStart w:id="16" w:name="prescriber-enrollment-identity-proofing"/>
+    <w:bookmarkEnd w:id="26"/>
+    <w:bookmarkStart w:id="27" w:name="prescriber-enrollment-identity-proofing"/>
     <w:p>
       <w:pPr>
         <w:pStyle w:val="Heading4"/>
@@ -2267,19 +2276,19 @@
       </w:pPr>
       <w:r>
         <w:rPr>
+          <w:bCs/>
           <w:b/>
-          <w:bCs/>
         </w:rPr>
         <w:t xml:space="preserve">Questions:</w:t>
       </w:r>
     </w:p>
     <w:p>
       <w:pPr>
-        <w:pStyle w:val="Compact"/>
         <w:numPr>
           <w:ilvl w:val="0"/>
           <w:numId w:val="1006"/>
         </w:numPr>
+        <w:pStyle w:val="Compact"/>
       </w:pPr>
       <w:r>
         <w:t xml:space="preserve">Who initiates enrollment — an ops admin, or the prescriber on first login?</w:t>
@@ -2287,11 +2296,11 @@
     </w:p>
     <w:p>
       <w:pPr>
-        <w:pStyle w:val="Compact"/>
         <w:numPr>
           <w:ilvl w:val="0"/>
           <w:numId w:val="1006"/>
         </w:numPr>
+        <w:pStyle w:val="Compact"/>
       </w:pPr>
       <w:r>
         <w:t xml:space="preserve">Do prescribers send controlled substances (which adds identity proofing and 2FA — see 3.4)?</w:t>
@@ -2299,11 +2308,11 @@
     </w:p>
     <w:p>
       <w:pPr>
-        <w:pStyle w:val="Compact"/>
         <w:numPr>
           <w:ilvl w:val="0"/>
           <w:numId w:val="1006"/>
         </w:numPr>
+        <w:pStyle w:val="Compact"/>
       </w:pPr>
       <w:r>
         <w:t xml:space="preserve">How will you see which prescribers are stuck mid-enrollment?</w:t>
@@ -2313,8 +2322,9 @@
       <w:tblPr>
         <w:tblStyle w:val="Table"/>
         <w:tblW w:w="9360" w:type="dxa"/>
+        <w:tblLook w:firstRow="1" w:lastRow="0" w:firstColumn="0" w:lastColumn="0" w:noHBand="0" w:noVBand="0" w:val="0020"/>
+        <w:jc w:val="start"/>
         <w:tblLayout w:type="fixed"/>
-        <w:tblLook w:firstRow="1" w:lastRow="0" w:firstColumn="0" w:lastColumn="0" w:noHBand="0" w:noVBand="0" w:val="0020"/>
       </w:tblPr>
       <w:tblGrid>
         <w:gridCol w:w="4534"/>
@@ -2323,7 +2333,7 @@
       <w:tr>
         <w:trPr>
           <w:cantSplit/>
-          <w:tblHeader w:val="on"/>
+          <w:tblHeader w:val="true"/>
         </w:trPr>
         <w:tc>
           <w:tcPr/>
@@ -2375,8 +2385,8 @@
             </w:pPr>
             <w:r>
               <w:rPr>
+                <w:bCs/>
                 <w:b/>
-                <w:bCs/>
               </w:rPr>
               <w:t xml:space="preserve">Admin-driven enrollment bot</w:t>
             </w:r>
@@ -2414,8 +2424,8 @@
             </w:pPr>
             <w:r>
               <w:rPr>
+                <w:bCs/>
                 <w:b/>
-                <w:bCs/>
               </w:rPr>
               <w:t xml:space="preserve">Self-service enrollment bot</w:t>
             </w:r>
@@ -2487,8 +2497,8 @@
         </w:tc>
       </w:tr>
     </w:tbl>
-    <w:bookmarkEnd w:id="16"/>
-    <w:bookmarkStart w:id="17" w:name="provider-practice-identity-data"/>
+    <w:bookmarkEnd w:id="27"/>
+    <w:bookmarkStart w:id="28" w:name="provider-practice-identity-data"/>
     <w:p>
       <w:pPr>
         <w:pStyle w:val="Heading4"/>
@@ -2511,19 +2521,19 @@
       </w:pPr>
       <w:r>
         <w:rPr>
+          <w:bCs/>
           <w:b/>
-          <w:bCs/>
         </w:rPr>
         <w:t xml:space="preserve">Questions:</w:t>
       </w:r>
     </w:p>
     <w:p>
       <w:pPr>
-        <w:pStyle w:val="Compact"/>
         <w:numPr>
           <w:ilvl w:val="0"/>
           <w:numId w:val="1007"/>
         </w:numPr>
+        <w:pStyle w:val="Compact"/>
       </w:pPr>
       <w:r>
         <w:t xml:space="preserve">Do you have complete, validated</w:t>
@@ -2546,11 +2556,11 @@
     </w:p>
     <w:p>
       <w:pPr>
-        <w:pStyle w:val="Compact"/>
         <w:numPr>
           <w:ilvl w:val="0"/>
           <w:numId w:val="1007"/>
         </w:numPr>
+        <w:pStyle w:val="Compact"/>
       </w:pPr>
       <w:r>
         <w:t xml:space="preserve">Do controlled-substance prescribers have a valid DEA number with issuing state?</w:t>
@@ -2558,11 +2568,11 @@
     </w:p>
     <w:p>
       <w:pPr>
-        <w:pStyle w:val="Compact"/>
         <w:numPr>
           <w:ilvl w:val="0"/>
           <w:numId w:val="1007"/>
         </w:numPr>
+        <w:pStyle w:val="Compact"/>
       </w:pPr>
       <w:r>
         <w:t xml:space="preserve">Which roles do users need — prescriber, agent/proxy, admin?</w:t>
@@ -2570,11 +2580,11 @@
     </w:p>
     <w:p>
       <w:pPr>
-        <w:pStyle w:val="Compact"/>
         <w:numPr>
           <w:ilvl w:val="0"/>
           <w:numId w:val="1007"/>
         </w:numPr>
+        <w:pStyle w:val="Compact"/>
       </w:pPr>
       <w:r>
         <w:t xml:space="preserve">Do non-prescriber staff (front desk, MAs) need to perform prescribing-adjacent tasks — searching pharmacies, setting a preferred pharmacy, viewing history — without an NPI?</w:t>
@@ -2582,11 +2592,11 @@
     </w:p>
     <w:p>
       <w:pPr>
-        <w:pStyle w:val="Compact"/>
         <w:numPr>
           <w:ilvl w:val="0"/>
           <w:numId w:val="1007"/>
         </w:numPr>
+        <w:pStyle w:val="Compact"/>
       </w:pPr>
       <w:r>
         <w:t xml:space="preserve">Are any of those staff offshore or otherwise outside the US?</w:t>
@@ -2596,8 +2606,9 @@
       <w:tblPr>
         <w:tblStyle w:val="Table"/>
         <w:tblW w:w="9360" w:type="dxa"/>
+        <w:tblLook w:firstRow="1" w:lastRow="0" w:firstColumn="0" w:lastColumn="0" w:noHBand="0" w:noVBand="0" w:val="0020"/>
+        <w:jc w:val="start"/>
         <w:tblLayout w:type="fixed"/>
-        <w:tblLook w:firstRow="1" w:lastRow="0" w:firstColumn="0" w:lastColumn="0" w:noHBand="0" w:noVBand="0" w:val="0020"/>
       </w:tblPr>
       <w:tblGrid>
         <w:gridCol w:w="4651"/>
@@ -2606,7 +2617,7 @@
       <w:tr>
         <w:trPr>
           <w:cantSplit/>
-          <w:tblHeader w:val="on"/>
+          <w:tblHeader w:val="true"/>
         </w:trPr>
         <w:tc>
           <w:tcPr/>
@@ -2673,8 +2684,8 @@
             </w:r>
             <w:r>
               <w:rPr>
+                <w:bCs/>
                 <w:b/>
-                <w:bCs/>
               </w:rPr>
               <w:t xml:space="preserve">NPI</w:t>
             </w:r>
@@ -2715,8 +2726,8 @@
             </w:r>
             <w:r>
               <w:rPr>
+                <w:bCs/>
                 <w:b/>
-                <w:bCs/>
               </w:rPr>
               <w:t xml:space="preserve">DEA number</w:t>
             </w:r>
@@ -2731,8 +2742,8 @@
             </w:r>
             <w:r>
               <w:rPr>
+                <w:bCs/>
                 <w:b/>
-                <w:bCs/>
               </w:rPr>
               <w:t xml:space="preserve">state</w:t>
             </w:r>
@@ -2776,8 +2787,8 @@
             </w:r>
             <w:r>
               <w:rPr>
+                <w:bCs/>
                 <w:b/>
-                <w:bCs/>
               </w:rPr>
               <w:t xml:space="preserve">prescribing agent</w:t>
             </w:r>
@@ -2792,8 +2803,8 @@
             </w:r>
             <w:r>
               <w:rPr>
+                <w:bCs/>
                 <w:b/>
-                <w:bCs/>
               </w:rPr>
               <w:t xml:space="preserve">proxy</w:t>
             </w:r>
@@ -2837,8 +2848,8 @@
             </w:r>
             <w:r>
               <w:rPr>
+                <w:bCs/>
                 <w:b/>
-                <w:bCs/>
               </w:rPr>
               <w:t xml:space="preserve">admin/clinician-admin</w:t>
             </w:r>
@@ -2882,8 +2893,8 @@
             </w:r>
             <w:r>
               <w:rPr>
+                <w:bCs/>
                 <w:b/>
-                <w:bCs/>
               </w:rPr>
               <w:t xml:space="preserve">enrolled with a vendor identifier</w:t>
             </w:r>
@@ -2927,8 +2938,8 @@
             </w:r>
             <w:r>
               <w:rPr>
+                <w:bCs/>
                 <w:b/>
-                <w:bCs/>
               </w:rPr>
               <w:t xml:space="preserve">authorized to prescribe in the United States</w:t>
             </w:r>
@@ -2946,9 +2957,9 @@
         </w:pict>
       </w:r>
     </w:p>
-    <w:bookmarkEnd w:id="17"/>
-    <w:bookmarkEnd w:id="18"/>
-    <w:bookmarkStart w:id="20" w:name="controlled-substances"/>
+    <w:bookmarkEnd w:id="28"/>
+    <w:bookmarkEnd w:id="29"/>
+    <w:bookmarkStart w:id="31" w:name="controlled-substances"/>
     <w:p>
       <w:pPr>
         <w:pStyle w:val="Heading3"/>
@@ -2963,13 +2974,13 @@
       </w:pPr>
       <w:r>
         <w:rPr>
+          <w:iCs/>
           <w:i/>
-          <w:iCs/>
         </w:rPr>
         <w:t xml:space="preserve">Read only if 1.1 includes controlled substances. Otherwise skip to 3.5.</w:t>
       </w:r>
     </w:p>
-    <w:bookmarkStart w:id="19" w:name="X3c9097b3ec9267039151118ddc1c4b6701b8af1"/>
+    <w:bookmarkStart w:id="30" w:name="X3c9097b3ec9267039151118ddc1c4b6701b8af1"/>
     <w:p>
       <w:pPr>
         <w:pStyle w:val="Heading4"/>
@@ -2992,19 +3003,19 @@
       </w:pPr>
       <w:r>
         <w:rPr>
+          <w:bCs/>
           <w:b/>
-          <w:bCs/>
         </w:rPr>
         <w:t xml:space="preserve">Questions:</w:t>
       </w:r>
     </w:p>
     <w:p>
       <w:pPr>
-        <w:pStyle w:val="Compact"/>
         <w:numPr>
           <w:ilvl w:val="0"/>
           <w:numId w:val="1008"/>
         </w:numPr>
+        <w:pStyle w:val="Compact"/>
       </w:pPr>
       <w:r>
         <w:t xml:space="preserve">Which prescribers will send controlled substances, and does each have a valid, active DEA registration (with state)?</w:t>
@@ -3012,11 +3023,11 @@
     </w:p>
     <w:p>
       <w:pPr>
-        <w:pStyle w:val="Compact"/>
         <w:numPr>
           <w:ilvl w:val="0"/>
           <w:numId w:val="1008"/>
         </w:numPr>
+        <w:pStyle w:val="Compact"/>
       </w:pPr>
       <w:r>
         <w:t xml:space="preserve">Are prescribers ready to complete identity proofing and set up two-factor auth?</w:t>
@@ -3024,11 +3035,11 @@
     </w:p>
     <w:p>
       <w:pPr>
-        <w:pStyle w:val="Compact"/>
         <w:numPr>
           <w:ilvl w:val="0"/>
           <w:numId w:val="1008"/>
         </w:numPr>
+        <w:pStyle w:val="Compact"/>
       </w:pPr>
       <w:r>
         <w:t xml:space="preserve">Have any prescribers previously enrolled in EPCS with this vendor under another organization?</w:t>
@@ -3038,8 +3049,9 @@
       <w:tblPr>
         <w:tblStyle w:val="Table"/>
         <w:tblW w:w="9360" w:type="dxa"/>
+        <w:tblLook w:firstRow="1" w:lastRow="0" w:firstColumn="0" w:lastColumn="0" w:noHBand="0" w:noVBand="0" w:val="0020"/>
+        <w:jc w:val="start"/>
         <w:tblLayout w:type="fixed"/>
-        <w:tblLook w:firstRow="1" w:lastRow="0" w:firstColumn="0" w:lastColumn="0" w:noHBand="0" w:noVBand="0" w:val="0020"/>
       </w:tblPr>
       <w:tblGrid>
         <w:gridCol w:w="3958"/>
@@ -3048,7 +3060,7 @@
       <w:tr>
         <w:trPr>
           <w:cantSplit/>
-          <w:tblHeader w:val="on"/>
+          <w:tblHeader w:val="true"/>
         </w:trPr>
         <w:tc>
           <w:tcPr/>
@@ -3106,8 +3118,8 @@
             </w:r>
             <w:r>
               <w:rPr>
+                <w:bCs/>
                 <w:b/>
-                <w:bCs/>
               </w:rPr>
               <w:t xml:space="preserve">(1)</w:t>
             </w:r>
@@ -3122,8 +3134,8 @@
             </w:r>
             <w:r>
               <w:rPr>
+                <w:bCs/>
                 <w:b/>
-                <w:bCs/>
               </w:rPr>
               <w:t xml:space="preserve">(2)</w:t>
             </w:r>
@@ -3138,8 +3150,8 @@
             </w:r>
             <w:r>
               <w:rPr>
+                <w:bCs/>
                 <w:b/>
-                <w:bCs/>
               </w:rPr>
               <w:t xml:space="preserve">(3)</w:t>
             </w:r>
@@ -3183,8 +3195,8 @@
             </w:r>
             <w:r>
               <w:rPr>
+                <w:bCs/>
                 <w:b/>
-                <w:bCs/>
               </w:rPr>
               <w:t xml:space="preserve">and</w:t>
             </w:r>
@@ -3248,8 +3260,8 @@
       </w:pPr>
       <w:r>
         <w:rPr>
+          <w:bCs/>
           <w:b/>
-          <w:bCs/>
         </w:rPr>
         <w:t xml:space="preserve">⚠ EPCS is a one-way gate on go-live.</w:t>
       </w:r>
@@ -3267,9 +3279,9 @@
         </w:pict>
       </w:r>
     </w:p>
-    <w:bookmarkEnd w:id="19"/>
-    <w:bookmarkEnd w:id="20"/>
-    <w:bookmarkStart w:id="27" w:name="prescribing-workflow"/>
+    <w:bookmarkEnd w:id="30"/>
+    <w:bookmarkEnd w:id="31"/>
+    <w:bookmarkStart w:id="38" w:name="prescribing-workflow"/>
     <w:p>
       <w:pPr>
         <w:pStyle w:val="Heading3"/>
@@ -3278,7 +3290,7 @@
         <w:t xml:space="preserve">Prescribing Workflow</w:t>
       </w:r>
     </w:p>
-    <w:bookmarkStart w:id="23" w:name="X7d643f3c56220bea268c9eb469439065dc34bfa"/>
+    <w:bookmarkStart w:id="34" w:name="X7d643f3c56220bea268c9eb469439065dc34bfa"/>
     <w:p>
       <w:pPr>
         <w:pStyle w:val="Heading4"/>
@@ -3301,19 +3313,19 @@
       </w:pPr>
       <w:r>
         <w:rPr>
+          <w:bCs/>
           <w:b/>
-          <w:bCs/>
         </w:rPr>
         <w:t xml:space="preserve">Questions:</w:t>
       </w:r>
     </w:p>
     <w:p>
       <w:pPr>
-        <w:pStyle w:val="Compact"/>
         <w:numPr>
           <w:ilvl w:val="0"/>
           <w:numId w:val="1009"/>
         </w:numPr>
+        <w:pStyle w:val="Compact"/>
       </w:pPr>
       <w:r>
         <w:t xml:space="preserve">Do prescribers need formulary status, patient cost, and covered alternatives while prescribing?</w:t>
@@ -3321,11 +3333,11 @@
     </w:p>
     <w:p>
       <w:pPr>
-        <w:pStyle w:val="Compact"/>
         <w:numPr>
           <w:ilvl w:val="0"/>
           <w:numId w:val="1009"/>
         </w:numPr>
+        <w:pStyle w:val="Compact"/>
       </w:pPr>
       <w:r>
         <w:t xml:space="preserve">Do you need to initiate electronic prior authorization (ePA) — through the eRx vendor, the standards-based payer path, or both?</w:t>
@@ -3333,11 +3345,11 @@
     </w:p>
     <w:p>
       <w:pPr>
-        <w:pStyle w:val="Compact"/>
         <w:numPr>
           <w:ilvl w:val="0"/>
           <w:numId w:val="1009"/>
         </w:numPr>
+        <w:pStyle w:val="Compact"/>
       </w:pPr>
       <w:r>
         <w:t xml:space="preserve">Is your timeline driven by upcoming e-prescribing mandates?</w:t>
@@ -3347,8 +3359,9 @@
       <w:tblPr>
         <w:tblStyle w:val="Table"/>
         <w:tblW w:w="9360" w:type="dxa"/>
+        <w:tblLook w:firstRow="1" w:lastRow="0" w:firstColumn="0" w:lastColumn="0" w:noHBand="0" w:noVBand="0" w:val="0020"/>
+        <w:jc w:val="start"/>
         <w:tblLayout w:type="fixed"/>
-        <w:tblLook w:firstRow="1" w:lastRow="0" w:firstColumn="0" w:lastColumn="0" w:noHBand="0" w:noVBand="0" w:val="0020"/>
       </w:tblPr>
       <w:tblGrid>
         <w:gridCol w:w="4312"/>
@@ -3357,7 +3370,7 @@
       <w:tr>
         <w:trPr>
           <w:cantSplit/>
-          <w:tblHeader w:val="on"/>
+          <w:tblHeader w:val="true"/>
         </w:trPr>
         <w:tc>
           <w:tcPr/>
@@ -3415,8 +3428,8 @@
             </w:r>
             <w:r>
               <w:rPr>
+                <w:bCs/>
                 <w:b/>
-                <w:bCs/>
               </w:rPr>
               <w:t xml:space="preserve">not</w:t>
             </w:r>
@@ -3431,8 +3444,8 @@
             </w:r>
             <w:r>
               <w:rPr>
+                <w:bCs/>
                 <w:b/>
-                <w:bCs/>
               </w:rPr>
               <w:t xml:space="preserve">not</w:t>
             </w:r>
@@ -3476,8 +3489,8 @@
             </w:r>
             <w:r>
               <w:rPr>
+                <w:bCs/>
                 <w:b/>
-                <w:bCs/>
               </w:rPr>
               <w:t xml:space="preserve">separate enablement</w:t>
             </w:r>
@@ -3519,7 +3532,7 @@
             <w:r>
               <w:t xml:space="preserve"> </w:t>
             </w:r>
-            <w:hyperlink r:id="rId21">
+            <w:hyperlink r:id="rId32">
               <w:r>
                 <w:rPr>
                   <w:rStyle w:val="Hyperlink"/>
@@ -3564,8 +3577,8 @@
             </w:r>
             <w:r>
               <w:rPr>
+                <w:bCs/>
                 <w:b/>
-                <w:bCs/>
               </w:rPr>
               <w:t xml:space="preserve">NCPDP SCRIPT v2023011</w:t>
             </w:r>
@@ -3580,8 +3593,8 @@
             </w:r>
             <w:r>
               <w:rPr>
+                <w:bCs/>
                 <w:b/>
-                <w:bCs/>
               </w:rPr>
               <w:t xml:space="preserve">RTPB v13</w:t>
             </w:r>
@@ -3596,8 +3609,8 @@
             </w:r>
             <w:r>
               <w:rPr>
+                <w:bCs/>
                 <w:b/>
-                <w:bCs/>
               </w:rPr>
               <w:t xml:space="preserve">Jan 1, 2027</w:t>
             </w:r>
@@ -3609,8 +3622,8 @@
             </w:r>
             <w:r>
               <w:rPr>
+                <w:bCs/>
                 <w:b/>
-                <w:bCs/>
               </w:rPr>
               <w:t xml:space="preserve">Jan 1, 2028</w:t>
             </w:r>
@@ -3620,7 +3633,7 @@
             <w:r>
               <w:t xml:space="preserve"> </w:t>
             </w:r>
-            <w:hyperlink r:id="rId22">
+            <w:hyperlink r:id="rId33">
               <w:r>
                 <w:rPr>
                   <w:rStyle w:val="Hyperlink"/>
@@ -3635,8 +3648,8 @@
         </w:tc>
       </w:tr>
     </w:tbl>
-    <w:bookmarkEnd w:id="23"/>
-    <w:bookmarkStart w:id="24" w:name="refills-reorders-discontinuation"/>
+    <w:bookmarkEnd w:id="34"/>
+    <w:bookmarkStart w:id="35" w:name="refills-reorders-discontinuation"/>
     <w:p>
       <w:pPr>
         <w:pStyle w:val="Heading4"/>
@@ -3659,19 +3672,19 @@
       </w:pPr>
       <w:r>
         <w:rPr>
+          <w:bCs/>
           <w:b/>
-          <w:bCs/>
         </w:rPr>
         <w:t xml:space="preserve">Questions:</w:t>
       </w:r>
     </w:p>
     <w:p>
       <w:pPr>
-        <w:pStyle w:val="Compact"/>
         <w:numPr>
           <w:ilvl w:val="0"/>
           <w:numId w:val="1010"/>
         </w:numPr>
+        <w:pStyle w:val="Compact"/>
       </w:pPr>
       <w:r>
         <w:t xml:space="preserve">Do prescribers respond to pharmacy-initiated refill requests?</w:t>
@@ -3679,11 +3692,11 @@
     </w:p>
     <w:p>
       <w:pPr>
-        <w:pStyle w:val="Compact"/>
         <w:numPr>
           <w:ilvl w:val="0"/>
           <w:numId w:val="1010"/>
         </w:numPr>
+        <w:pStyle w:val="Compact"/>
       </w:pPr>
       <w:r>
         <w:t xml:space="preserve">Do they re-prescribe previously prescribed medications?</w:t>
@@ -3691,11 +3704,11 @@
     </w:p>
     <w:p>
       <w:pPr>
-        <w:pStyle w:val="Compact"/>
         <w:numPr>
           <w:ilvl w:val="0"/>
           <w:numId w:val="1010"/>
         </w:numPr>
+        <w:pStyle w:val="Compact"/>
       </w:pPr>
       <w:r>
         <w:t xml:space="preserve">Do you need to discontinue or expire prescriptions — automatically on change?</w:t>
@@ -3705,8 +3718,9 @@
       <w:tblPr>
         <w:tblStyle w:val="Table"/>
         <w:tblW w:w="9360" w:type="dxa"/>
+        <w:tblLook w:firstRow="1" w:lastRow="0" w:firstColumn="0" w:lastColumn="0" w:noHBand="0" w:noVBand="0" w:val="0020"/>
+        <w:jc w:val="start"/>
         <w:tblLayout w:type="fixed"/>
-        <w:tblLook w:firstRow="1" w:lastRow="0" w:firstColumn="0" w:lastColumn="0" w:noHBand="0" w:noVBand="0" w:val="0020"/>
       </w:tblPr>
       <w:tblGrid>
         <w:gridCol w:w="3649"/>
@@ -3715,7 +3729,7 @@
       <w:tr>
         <w:trPr>
           <w:cantSplit/>
-          <w:tblHeader w:val="on"/>
+          <w:tblHeader w:val="true"/>
         </w:trPr>
         <w:tc>
           <w:tcPr/>
@@ -3830,8 +3844,8 @@
         </w:tc>
       </w:tr>
     </w:tbl>
-    <w:bookmarkEnd w:id="24"/>
-    <w:bookmarkStart w:id="25" w:name="Xa573f0c6640e2e14ff1a171870ed2e08206db46"/>
+    <w:bookmarkEnd w:id="35"/>
+    <w:bookmarkStart w:id="36" w:name="Xa573f0c6640e2e14ff1a171870ed2e08206db46"/>
     <w:p>
       <w:pPr>
         <w:pStyle w:val="Heading4"/>
@@ -3846,19 +3860,19 @@
       </w:pPr>
       <w:r>
         <w:rPr>
+          <w:bCs/>
           <w:b/>
-          <w:bCs/>
         </w:rPr>
         <w:t xml:space="preserve">Questions:</w:t>
       </w:r>
     </w:p>
     <w:p>
       <w:pPr>
-        <w:pStyle w:val="Compact"/>
         <w:numPr>
           <w:ilvl w:val="0"/>
           <w:numId w:val="1011"/>
         </w:numPr>
+        <w:pStyle w:val="Compact"/>
       </w:pPr>
       <w:r>
         <w:t xml:space="preserve">Does the practice repeatedly prescribe a common set of medications worth curating?</w:t>
@@ -3866,11 +3880,11 @@
     </w:p>
     <w:p>
       <w:pPr>
-        <w:pStyle w:val="Compact"/>
         <w:numPr>
           <w:ilvl w:val="0"/>
           <w:numId w:val="1011"/>
         </w:numPr>
+        <w:pStyle w:val="Compact"/>
       </w:pPr>
       <w:r>
         <w:t xml:space="preserve">Do you prescribe to pediatric patients?</w:t>
@@ -3880,8 +3894,9 @@
       <w:tblPr>
         <w:tblStyle w:val="Table"/>
         <w:tblW w:w="9360" w:type="dxa"/>
+        <w:tblLook w:firstRow="1" w:lastRow="0" w:firstColumn="0" w:lastColumn="0" w:noHBand="0" w:noVBand="0" w:val="0020"/>
+        <w:jc w:val="start"/>
         <w:tblLayout w:type="fixed"/>
-        <w:tblLook w:firstRow="1" w:lastRow="0" w:firstColumn="0" w:lastColumn="0" w:noHBand="0" w:noVBand="0" w:val="0020"/>
       </w:tblPr>
       <w:tblGrid>
         <w:gridCol w:w="3864"/>
@@ -3890,7 +3905,7 @@
       <w:tr>
         <w:trPr>
           <w:cantSplit/>
-          <w:tblHeader w:val="on"/>
+          <w:tblHeader w:val="true"/>
         </w:trPr>
         <w:tc>
           <w:tcPr/>
@@ -3948,8 +3963,8 @@
             </w:r>
             <w:r>
               <w:rPr>
+                <w:bCs/>
                 <w:b/>
-                <w:bCs/>
               </w:rPr>
               <w:t xml:space="preserve">clinic favorites / order sets</w:t>
             </w:r>
@@ -4022,8 +4037,8 @@
             </w:r>
             <w:r>
               <w:rPr>
+                <w:bCs/>
                 <w:b/>
-                <w:bCs/>
               </w:rPr>
               <w:t xml:space="preserve">prescriber is responsible</w:t>
             </w:r>
@@ -4037,8 +4052,8 @@
         </w:tc>
       </w:tr>
     </w:tbl>
-    <w:bookmarkEnd w:id="25"/>
-    <w:bookmarkStart w:id="26" w:name="medication-history"/>
+    <w:bookmarkEnd w:id="36"/>
+    <w:bookmarkStart w:id="37" w:name="medication-history"/>
     <w:p>
       <w:pPr>
         <w:pStyle w:val="Heading4"/>
@@ -4061,19 +4076,19 @@
       </w:pPr>
       <w:r>
         <w:rPr>
+          <w:bCs/>
           <w:b/>
-          <w:bCs/>
         </w:rPr>
         <w:t xml:space="preserve">Questions:</w:t>
       </w:r>
     </w:p>
     <w:p>
       <w:pPr>
-        <w:pStyle w:val="Compact"/>
         <w:numPr>
           <w:ilvl w:val="0"/>
           <w:numId w:val="1012"/>
         </w:numPr>
+        <w:pStyle w:val="Compact"/>
       </w:pPr>
       <w:r>
         <w:t xml:space="preserve">Do prescribers need a patient’s medication history from outside your system (pharmacy fill history, active prescriptions elsewhere)?</w:t>
@@ -4081,11 +4096,11 @@
     </w:p>
     <w:p>
       <w:pPr>
-        <w:pStyle w:val="Compact"/>
         <w:numPr>
           <w:ilvl w:val="0"/>
           <w:numId w:val="1012"/>
         </w:numPr>
+        <w:pStyle w:val="Compact"/>
       </w:pPr>
       <w:r>
         <w:t xml:space="preserve">Can you capture and record the patient consent required to query external history?</w:t>
@@ -4093,11 +4108,11 @@
     </w:p>
     <w:p>
       <w:pPr>
-        <w:pStyle w:val="Compact"/>
         <w:numPr>
           <w:ilvl w:val="0"/>
           <w:numId w:val="1012"/>
         </w:numPr>
+        <w:pStyle w:val="Compact"/>
       </w:pPr>
       <w:r>
         <w:t xml:space="preserve">Are you importing prescription history from a prior system?</w:t>
@@ -4107,8 +4122,9 @@
       <w:tblPr>
         <w:tblStyle w:val="Table"/>
         <w:tblW w:w="9360" w:type="dxa"/>
+        <w:tblLook w:firstRow="1" w:lastRow="0" w:firstColumn="0" w:lastColumn="0" w:noHBand="0" w:noVBand="0" w:val="0020"/>
+        <w:jc w:val="start"/>
         <w:tblLayout w:type="fixed"/>
-        <w:tblLook w:firstRow="1" w:lastRow="0" w:firstColumn="0" w:lastColumn="0" w:noHBand="0" w:noVBand="0" w:val="0020"/>
       </w:tblPr>
       <w:tblGrid>
         <w:gridCol w:w="3563"/>
@@ -4117,7 +4133,7 @@
       <w:tr>
         <w:trPr>
           <w:cantSplit/>
-          <w:tblHeader w:val="on"/>
+          <w:tblHeader w:val="true"/>
         </w:trPr>
         <w:tc>
           <w:tcPr/>
@@ -4204,8 +4220,8 @@
             </w:r>
             <w:r>
               <w:rPr>
+                <w:bCs/>
                 <w:b/>
-                <w:bCs/>
               </w:rPr>
               <w:t xml:space="preserve">patient consent</w:t>
             </w:r>
@@ -4260,7 +4276,13 @@
               <w:t xml:space="preserve"> </w:t>
             </w:r>
             <w:r>
-              <w:t xml:space="preserve">“past prescriptions”</w:t>
+              <w:t xml:space="preserve">“</w:t>
+            </w:r>
+            <w:r>
+              <w:t xml:space="preserve">past prescriptions</w:t>
+            </w:r>
+            <w:r>
+              <w:t xml:space="preserve">”</w:t>
             </w:r>
             <w:r>
               <w:t xml:space="preserve"> </w:t>
@@ -4279,9 +4301,9 @@
         </w:pict>
       </w:r>
     </w:p>
-    <w:bookmarkEnd w:id="26"/>
-    <w:bookmarkEnd w:id="27"/>
-    <w:bookmarkStart w:id="30" w:name="practice-structure"/>
+    <w:bookmarkEnd w:id="37"/>
+    <w:bookmarkEnd w:id="38"/>
+    <w:bookmarkStart w:id="41" w:name="practice-structure"/>
     <w:p>
       <w:pPr>
         <w:pStyle w:val="Heading3"/>
@@ -4290,7 +4312,7 @@
         <w:t xml:space="preserve">Practice Structure</w:t>
       </w:r>
     </w:p>
-    <w:bookmarkStart w:id="28" w:name="Xe60e968d4b09eed86bb30803009999c39481e86"/>
+    <w:bookmarkStart w:id="39" w:name="Xe60e968d4b09eed86bb30803009999c39481e86"/>
     <w:p>
       <w:pPr>
         <w:pStyle w:val="Heading4"/>
@@ -4313,19 +4335,19 @@
       </w:pPr>
       <w:r>
         <w:rPr>
+          <w:bCs/>
           <w:b/>
-          <w:bCs/>
         </w:rPr>
         <w:t xml:space="preserve">Questions:</w:t>
       </w:r>
     </w:p>
     <w:p>
       <w:pPr>
-        <w:pStyle w:val="Compact"/>
         <w:numPr>
           <w:ilvl w:val="0"/>
           <w:numId w:val="1013"/>
         </w:numPr>
+        <w:pStyle w:val="Compact"/>
       </w:pPr>
       <w:r>
         <w:t xml:space="preserve">Do prescribers prescribe on behalf of more than one practice?</w:t>
@@ -4333,11 +4355,11 @@
     </w:p>
     <w:p>
       <w:pPr>
-        <w:pStyle w:val="Compact"/>
         <w:numPr>
           <w:ilvl w:val="0"/>
           <w:numId w:val="1013"/>
         </w:numPr>
+        <w:pStyle w:val="Compact"/>
       </w:pPr>
       <w:r>
         <w:t xml:space="preserve">How should the system know which practice a prescription belongs to?</w:t>
@@ -4345,11 +4367,11 @@
     </w:p>
     <w:p>
       <w:pPr>
-        <w:pStyle w:val="Compact"/>
         <w:numPr>
           <w:ilvl w:val="0"/>
           <w:numId w:val="1013"/>
         </w:numPr>
+        <w:pStyle w:val="Compact"/>
       </w:pPr>
       <w:r>
         <w:t xml:space="preserve">Do you need a default pharmacy per patient or per clinic?</w:t>
@@ -4359,8 +4381,9 @@
       <w:tblPr>
         <w:tblStyle w:val="Table"/>
         <w:tblW w:w="9360" w:type="dxa"/>
+        <w:tblLook w:firstRow="1" w:lastRow="0" w:firstColumn="0" w:lastColumn="0" w:noHBand="0" w:noVBand="0" w:val="0020"/>
+        <w:jc w:val="start"/>
         <w:tblLayout w:type="fixed"/>
-        <w:tblLook w:firstRow="1" w:lastRow="0" w:firstColumn="0" w:lastColumn="0" w:noHBand="0" w:noVBand="0" w:val="0020"/>
       </w:tblPr>
       <w:tblGrid>
         <w:gridCol w:w="4756"/>
@@ -4369,7 +4392,7 @@
       <w:tr>
         <w:trPr>
           <w:cantSplit/>
-          <w:tblHeader w:val="on"/>
+          <w:tblHeader w:val="true"/>
         </w:trPr>
         <w:tc>
           <w:tcPr/>
@@ -4427,8 +4450,8 @@
             </w:r>
             <w:r>
               <w:rPr>
+                <w:bCs/>
                 <w:b/>
-                <w:bCs/>
               </w:rPr>
               <w:t xml:space="preserve">practice</w:t>
             </w:r>
@@ -4526,8 +4549,8 @@
             </w:r>
             <w:r>
               <w:rPr>
+                <w:bCs/>
                 <w:b/>
-                <w:bCs/>
               </w:rPr>
               <w:t xml:space="preserve">If a prescriber has multiple affiliations and no organization id is passed, the request errors</w:t>
             </w:r>
@@ -4570,8 +4593,8 @@
         </w:tc>
       </w:tr>
     </w:tbl>
-    <w:bookmarkEnd w:id="28"/>
-    <w:bookmarkStart w:id="29" w:name="multi-tenant-platform-deployments"/>
+    <w:bookmarkEnd w:id="39"/>
+    <w:bookmarkStart w:id="40" w:name="multi-tenant-platform-deployments"/>
     <w:p>
       <w:pPr>
         <w:pStyle w:val="Heading4"/>
@@ -4592,8 +4615,8 @@
       </w:r>
       <w:r>
         <w:rPr>
+          <w:bCs/>
           <w:b/>
-          <w:bCs/>
         </w:rPr>
         <w:t xml:space="preserve">downstream clients</w:t>
       </w:r>
@@ -4610,19 +4633,19 @@
       </w:pPr>
       <w:r>
         <w:rPr>
+          <w:bCs/>
           <w:b/>
-          <w:bCs/>
         </w:rPr>
         <w:t xml:space="preserve">Questions:</w:t>
       </w:r>
     </w:p>
     <w:p>
       <w:pPr>
-        <w:pStyle w:val="Compact"/>
         <w:numPr>
           <w:ilvl w:val="0"/>
           <w:numId w:val="1014"/>
         </w:numPr>
+        <w:pStyle w:val="Compact"/>
       </w:pPr>
       <w:r>
         <w:t xml:space="preserve">Does a single Medplum project serve multiple downstream clients or brands that prescribe independently?</w:t>
@@ -4630,11 +4653,11 @@
     </w:p>
     <w:p>
       <w:pPr>
-        <w:pStyle w:val="Compact"/>
         <w:numPr>
           <w:ilvl w:val="0"/>
           <w:numId w:val="1014"/>
         </w:numPr>
+        <w:pStyle w:val="Compact"/>
       </w:pPr>
       <w:r>
         <w:t xml:space="preserve">Must each client’s prescribers and patients be isolated from the others?</w:t>
@@ -4642,11 +4665,11 @@
     </w:p>
     <w:p>
       <w:pPr>
-        <w:pStyle w:val="Compact"/>
         <w:numPr>
           <w:ilvl w:val="0"/>
           <w:numId w:val="1014"/>
         </w:numPr>
+        <w:pStyle w:val="Compact"/>
       </w:pPr>
       <w:r>
         <w:t xml:space="preserve">Does the originating clinic’s identity or branding need to reach the pharmacy?</w:t>
@@ -4654,11 +4677,11 @@
     </w:p>
     <w:p>
       <w:pPr>
-        <w:pStyle w:val="Compact"/>
         <w:numPr>
           <w:ilvl w:val="0"/>
           <w:numId w:val="1014"/>
         </w:numPr>
+        <w:pStyle w:val="Compact"/>
       </w:pPr>
       <w:r>
         <w:t xml:space="preserve">Do downstream clients’ admins need scoped self-service access to manage their own prescribers?</w:t>
@@ -4668,8 +4691,9 @@
       <w:tblPr>
         <w:tblStyle w:val="Table"/>
         <w:tblW w:w="9360" w:type="dxa"/>
+        <w:tblLook w:firstRow="1" w:lastRow="0" w:firstColumn="0" w:lastColumn="0" w:noHBand="0" w:noVBand="0" w:val="0020"/>
+        <w:jc w:val="start"/>
         <w:tblLayout w:type="fixed"/>
-        <w:tblLook w:firstRow="1" w:lastRow="0" w:firstColumn="0" w:lastColumn="0" w:noHBand="0" w:noVBand="0" w:val="0020"/>
       </w:tblPr>
       <w:tblGrid>
         <w:gridCol w:w="4437"/>
@@ -4678,7 +4702,7 @@
       <w:tr>
         <w:trPr>
           <w:cantSplit/>
-          <w:tblHeader w:val="on"/>
+          <w:tblHeader w:val="true"/>
         </w:trPr>
         <w:tc>
           <w:tcPr/>
@@ -4852,8 +4876,8 @@
             </w:r>
             <w:r>
               <w:rPr>
+                <w:bCs/>
                 <w:b/>
-                <w:bCs/>
               </w:rPr>
               <w:t xml:space="preserve">integrated</w:t>
             </w:r>
@@ -4868,8 +4892,8 @@
             </w:r>
             <w:r>
               <w:rPr>
+                <w:bCs/>
                 <w:b/>
-                <w:bCs/>
               </w:rPr>
               <w:t xml:space="preserve">hosted-iframe</w:t>
             </w:r>
@@ -4919,9 +4943,9 @@
         </w:pict>
       </w:r>
     </w:p>
-    <w:bookmarkEnd w:id="29"/>
-    <w:bookmarkEnd w:id="30"/>
-    <w:bookmarkStart w:id="32" w:name="situational"/>
+    <w:bookmarkEnd w:id="40"/>
+    <w:bookmarkEnd w:id="41"/>
+    <w:bookmarkStart w:id="43" w:name="situational"/>
     <w:p>
       <w:pPr>
         <w:pStyle w:val="Heading3"/>
@@ -4930,7 +4954,7 @@
         <w:t xml:space="preserve">Situational</w:t>
       </w:r>
     </w:p>
-    <w:bookmarkStart w:id="31" w:name="Xc05e7dc0a018fe694ee587ad8dfd07f5ff84d89"/>
+    <w:bookmarkStart w:id="42" w:name="Xc05e7dc0a018fe694ee587ad8dfd07f5ff84d89"/>
     <w:p>
       <w:pPr>
         <w:pStyle w:val="Heading4"/>
@@ -4953,19 +4977,19 @@
       </w:pPr>
       <w:r>
         <w:rPr>
+          <w:bCs/>
           <w:b/>
-          <w:bCs/>
         </w:rPr>
         <w:t xml:space="preserve">Questions:</w:t>
       </w:r>
     </w:p>
     <w:p>
       <w:pPr>
-        <w:pStyle w:val="Compact"/>
         <w:numPr>
           <w:ilvl w:val="0"/>
           <w:numId w:val="1015"/>
         </w:numPr>
+        <w:pStyle w:val="Compact"/>
       </w:pPr>
       <w:r>
         <w:t xml:space="preserve">Are prescribers currently sending through another system on SureScripts?</w:t>
@@ -4973,11 +4997,11 @@
     </w:p>
     <w:p>
       <w:pPr>
-        <w:pStyle w:val="Compact"/>
         <w:numPr>
           <w:ilvl w:val="0"/>
           <w:numId w:val="1015"/>
         </w:numPr>
+        <w:pStyle w:val="Compact"/>
       </w:pPr>
       <w:r>
         <w:t xml:space="preserve">Do pending refills and history need to follow prescribers over?</w:t>
@@ -4985,11 +5009,11 @@
     </w:p>
     <w:p>
       <w:pPr>
-        <w:pStyle w:val="Compact"/>
         <w:numPr>
           <w:ilvl w:val="0"/>
           <w:numId w:val="1015"/>
         </w:numPr>
+        <w:pStyle w:val="Compact"/>
       </w:pPr>
       <w:r>
         <w:t xml:space="preserve">Can migration be phased prescriber-by-prescriber, or must it be all at once?</w:t>
@@ -4999,8 +5023,9 @@
       <w:tblPr>
         <w:tblStyle w:val="Table"/>
         <w:tblW w:w="9360" w:type="dxa"/>
+        <w:tblLook w:firstRow="1" w:lastRow="0" w:firstColumn="0" w:lastColumn="0" w:noHBand="0" w:noVBand="0" w:val="0020"/>
+        <w:jc w:val="start"/>
         <w:tblLayout w:type="fixed"/>
-        <w:tblLook w:firstRow="1" w:lastRow="0" w:firstColumn="0" w:lastColumn="0" w:noHBand="0" w:noVBand="0" w:val="0020"/>
       </w:tblPr>
       <w:tblGrid>
         <w:gridCol w:w="3828"/>
@@ -5009,7 +5034,7 @@
       <w:tr>
         <w:trPr>
           <w:cantSplit/>
-          <w:tblHeader w:val="on"/>
+          <w:tblHeader w:val="true"/>
         </w:trPr>
         <w:tc>
           <w:tcPr/>
@@ -5067,8 +5092,8 @@
             </w:r>
             <w:r>
               <w:rPr>
+                <w:bCs/>
                 <w:b/>
-                <w:bCs/>
               </w:rPr>
               <w:t xml:space="preserve">Change of Vendor</w:t>
             </w:r>
@@ -5147,10 +5172,10 @@
         </w:pict>
       </w:r>
     </w:p>
-    <w:bookmarkEnd w:id="31"/>
-    <w:bookmarkEnd w:id="32"/>
-    <w:bookmarkEnd w:id="33"/>
-    <w:bookmarkStart w:id="38" w:name="related-integrations"/>
+    <w:bookmarkEnd w:id="42"/>
+    <w:bookmarkEnd w:id="43"/>
+    <w:bookmarkEnd w:id="44"/>
+    <w:bookmarkStart w:id="49" w:name="related-integrations"/>
     <w:p>
       <w:pPr>
         <w:pStyle w:val="Heading2"/>
@@ -5169,18 +5194,18 @@
     </w:p>
     <w:p>
       <w:pPr>
-        <w:pStyle w:val="Compact"/>
         <w:numPr>
           <w:ilvl w:val="0"/>
           <w:numId w:val="1016"/>
         </w:numPr>
-      </w:pPr>
-      <w:hyperlink r:id="rId34">
+        <w:pStyle w:val="Compact"/>
+      </w:pPr>
+      <w:hyperlink r:id="rId45">
         <w:r>
           <w:rPr>
             <w:rStyle w:val="Hyperlink"/>
+            <w:bCs/>
             <w:b/>
-            <w:bCs/>
           </w:rPr>
           <w:t xml:space="preserve">ScriptSure</w:t>
         </w:r>
@@ -5196,8 +5221,8 @@
       </w:r>
       <w:r>
         <w:rPr>
+          <w:bCs/>
           <w:b/>
-          <w:bCs/>
         </w:rPr>
         <w:t xml:space="preserve">integrated (API-driven)</w:t>
       </w:r>
@@ -5210,18 +5235,18 @@
     </w:p>
     <w:p>
       <w:pPr>
-        <w:pStyle w:val="Compact"/>
         <w:numPr>
           <w:ilvl w:val="0"/>
           <w:numId w:val="1016"/>
         </w:numPr>
-      </w:pPr>
-      <w:hyperlink r:id="rId35">
+        <w:pStyle w:val="Compact"/>
+      </w:pPr>
+      <w:hyperlink r:id="rId46">
         <w:r>
           <w:rPr>
             <w:rStyle w:val="Hyperlink"/>
+            <w:bCs/>
             <w:b/>
-            <w:bCs/>
           </w:rPr>
           <w:t xml:space="preserve">DoseSpot</w:t>
         </w:r>
@@ -5235,7 +5260,7 @@
       <w:r>
         <w:t xml:space="preserve"> </w:t>
       </w:r>
-      <w:hyperlink r:id="rId36">
+      <w:hyperlink r:id="rId47">
         <w:r>
           <w:rPr>
             <w:rStyle w:val="Hyperlink"/>
@@ -5252,7 +5277,7 @@
       <w:r>
         <w:t xml:space="preserve"> </w:t>
       </w:r>
-      <w:hyperlink r:id="rId37">
+      <w:hyperlink r:id="rId48">
         <w:r>
           <w:rPr>
             <w:rStyle w:val="Hyperlink"/>
@@ -5267,8 +5292,8 @@
         <w:t xml:space="preserve">(3.2).</w:t>
       </w:r>
     </w:p>
-    <w:bookmarkEnd w:id="38"/>
-    <w:bookmarkEnd w:id="39"/>
+    <w:bookmarkEnd w:id="49"/>
+    <w:bookmarkEnd w:id="50"/>
     <w:sectPr>
       <w:pgSz w:h="15840" w:w="12240"/>
       <w:pgMar w:bottom="1440" w:footer="720" w:gutter="0" w:header="720" w:left="1440" w:right="1440" w:top="1440"/>
@@ -5306,14 +5331,14 @@
 <file path=word/numbering.xml><?xml version="1.0" encoding="utf-8"?>
 <w:numbering xmlns:w="http://schemas.openxmlformats.org/wordprocessingml/2006/main">
   <w:abstractNum w:abstractNumId="990">
-    <w:nsid w:val="0000A990"/>
+    <w:nsid w:val="A990"/>
     <w:multiLevelType w:val="multilevel"/>
     <w:lvl w:ilvl="0">
       <w:numFmt w:val="bullet"/>
       <w:lvlText w:val=" "/>
       <w:lvlJc w:val="left"/>
       <w:pPr>
-        <w:ind w:left="720" w:hanging="360"/>
+        <w:ind w:left="720" w:hanging="480"/>
       </w:pPr>
     </w:lvl>
     <w:lvl w:ilvl="1">
@@ -5321,7 +5346,7 @@
       <w:lvlText w:val=" "/>
       <w:lvlJc w:val="left"/>
       <w:pPr>
-        <w:ind w:left="1440" w:hanging="360"/>
+        <w:ind w:left="1440" w:hanging="480"/>
       </w:pPr>
     </w:lvl>
     <w:lvl w:ilvl="2">
@@ -5329,7 +5354,7 @@
       <w:lvlText w:val=" "/>
       <w:lvlJc w:val="left"/>
       <w:pPr>
-        <w:ind w:left="2160" w:hanging="360"/>
+        <w:ind w:left="2160" w:hanging="480"/>
       </w:pPr>
     </w:lvl>
     <w:lvl w:ilvl="3">
@@ -5337,7 +5362,7 @@
       <w:lvlText w:val=" "/>
       <w:lvlJc w:val="left"/>
       <w:pPr>
-        <w:ind w:left="2880" w:hanging="360"/>
+        <w:ind w:left="2880" w:hanging="480"/>
       </w:pPr>
     </w:lvl>
     <w:lvl w:ilvl="4">
@@ -5345,7 +5370,7 @@
       <w:lvlText w:val=" "/>
       <w:lvlJc w:val="left"/>
       <w:pPr>
-        <w:ind w:left="3600" w:hanging="360"/>
+        <w:ind w:left="3600" w:hanging="480"/>
       </w:pPr>
     </w:lvl>
     <w:lvl w:ilvl="5">
@@ -5353,7 +5378,7 @@
       <w:lvlText w:val=" "/>
       <w:lvlJc w:val="left"/>
       <w:pPr>
-        <w:ind w:left="4320" w:hanging="360"/>
+        <w:ind w:left="4320" w:hanging="480"/>
       </w:pPr>
     </w:lvl>
     <w:lvl w:ilvl="6">
@@ -5361,7 +5386,7 @@
       <w:lvlText w:val=" "/>
       <w:lvlJc w:val="left"/>
       <w:pPr>
-        <w:ind w:left="5040" w:hanging="360"/>
+        <w:ind w:left="5040" w:hanging="480"/>
       </w:pPr>
     </w:lvl>
     <w:lvl w:ilvl="7">
@@ -5369,7 +5394,7 @@
       <w:lvlText w:val=" "/>
       <w:lvlJc w:val="left"/>
       <w:pPr>
-        <w:ind w:left="5760" w:hanging="360"/>
+        <w:ind w:left="5760" w:hanging="480"/>
       </w:pPr>
     </w:lvl>
     <w:lvl w:ilvl="8">
@@ -5377,111 +5402,84 @@
       <w:lvlText w:val=" "/>
       <w:lvlJc w:val="left"/>
       <w:pPr>
-        <w:ind w:left="6480" w:hanging="360"/>
+        <w:ind w:left="6480" w:hanging="480"/>
       </w:pPr>
     </w:lvl>
   </w:abstractNum>
   <w:abstractNum w:abstractNumId="991">
-    <w:nsid w:val="0000A991"/>
+    <w:nsid w:val="A991"/>
     <w:multiLevelType w:val="multilevel"/>
     <w:lvl w:ilvl="0">
       <w:numFmt w:val="bullet"/>
-      <w:lvlText w:val=""/>
+      <w:lvlText w:val="•"/>
       <w:lvlJc w:val="left"/>
       <w:pPr>
-        <w:ind w:left="720" w:hanging="360"/>
-      </w:pPr>
-      <w:rPr>
-        <w:rFonts w:ascii="Symbol" w:hAnsi="Symbol" w:cs="Symbol" w:hint="default"/>
-      </w:rPr>
+        <w:ind w:left="720" w:hanging="480"/>
+      </w:pPr>
     </w:lvl>
     <w:lvl w:ilvl="1">
       <w:numFmt w:val="bullet"/>
-      <w:lvlText w:val="o"/>
+      <w:lvlText w:val="–"/>
       <w:lvlJc w:val="left"/>
       <w:pPr>
-        <w:ind w:left="1440" w:hanging="360"/>
-      </w:pPr>
-      <w:rPr>
-        <w:rFonts w:ascii="Courier New" w:hAnsi="Courier New" w:cs="Courier New" w:hint="default"/>
-      </w:rPr>
+        <w:ind w:left="1440" w:hanging="480"/>
+      </w:pPr>
     </w:lvl>
     <w:lvl w:ilvl="2">
       <w:numFmt w:val="bullet"/>
-      <w:lvlText w:val=""/>
+      <w:lvlText w:val="•"/>
       <w:lvlJc w:val="left"/>
       <w:pPr>
-        <w:ind w:left="2160" w:hanging="360"/>
-      </w:pPr>
-      <w:rPr>
-        <w:rFonts w:ascii="Wingdings" w:hAnsi="Wingdings" w:cs="Wingdings" w:hint="default"/>
-      </w:rPr>
+        <w:ind w:left="2160" w:hanging="480"/>
+      </w:pPr>
     </w:lvl>
     <w:lvl w:ilvl="3">
       <w:numFmt w:val="bullet"/>
-      <w:lvlText w:val=""/>
+      <w:lvlText w:val="–"/>
       <w:lvlJc w:val="left"/>
       <w:pPr>
-        <w:ind w:left="2880" w:hanging="360"/>
-      </w:pPr>
-      <w:rPr>
-        <w:rFonts w:ascii="Symbol" w:hAnsi="Symbol" w:cs="Symbol" w:hint="default"/>
-      </w:rPr>
+        <w:ind w:left="2880" w:hanging="480"/>
+      </w:pPr>
     </w:lvl>
     <w:lvl w:ilvl="4">
       <w:numFmt w:val="bullet"/>
-      <w:lvlText w:val="o"/>
+      <w:lvlText w:val="•"/>
       <w:lvlJc w:val="left"/>
       <w:pPr>
-        <w:ind w:left="3600" w:hanging="360"/>
-      </w:pPr>
-      <w:rPr>
-        <w:rFonts w:ascii="Courier New" w:hAnsi="Courier New" w:cs="Courier New" w:hint="default"/>
-      </w:rPr>
+        <w:ind w:left="3600" w:hanging="480"/>
+      </w:pPr>
     </w:lvl>
     <w:lvl w:ilvl="5">
       <w:numFmt w:val="bullet"/>
-      <w:lvlText w:val=""/>
+      <w:lvlText w:val="–"/>
       <w:lvlJc w:val="left"/>
       <w:pPr>
-        <w:ind w:left="4320" w:hanging="360"/>
-      </w:pPr>
-      <w:rPr>
-        <w:rFonts w:ascii="Wingdings" w:hAnsi="Wingdings" w:cs="Wingdings" w:hint="default"/>
-      </w:rPr>
+        <w:ind w:left="4320" w:hanging="480"/>
+      </w:pPr>
     </w:lvl>
     <w:lvl w:ilvl="6">
       <w:numFmt w:val="bullet"/>
-      <w:lvlText w:val=""/>
+      <w:lvlText w:val="•"/>
       <w:lvlJc w:val="left"/>
       <w:pPr>
-        <w:ind w:left="5040" w:hanging="360"/>
-      </w:pPr>
-      <w:rPr>
-        <w:rFonts w:ascii="Symbol" w:hAnsi="Symbol" w:cs="Symbol" w:hint="default"/>
-      </w:rPr>
+        <w:ind w:left="5040" w:hanging="480"/>
+      </w:pPr>
     </w:lvl>
     <w:lvl w:ilvl="7">
       <w:numFmt w:val="bullet"/>
-      <w:lvlText w:val="o"/>
+      <w:lvlText w:val="–"/>
       <w:lvlJc w:val="left"/>
       <w:pPr>
-        <w:ind w:left="5760" w:hanging="360"/>
-      </w:pPr>
-      <w:rPr>
-        <w:rFonts w:ascii="Courier New" w:hAnsi="Courier New" w:cs="Courier New" w:hint="default"/>
-      </w:rPr>
+        <w:ind w:left="5760" w:hanging="480"/>
+      </w:pPr>
     </w:lvl>
     <w:lvl w:ilvl="8">
       <w:numFmt w:val="bullet"/>
-      <w:lvlText w:val=""/>
+      <w:lvlText w:val="•"/>
       <w:lvlJc w:val="left"/>
       <w:pPr>
-        <w:ind w:left="6480" w:hanging="360"/>
-      </w:pPr>
-      <w:rPr>
-        <w:rFonts w:ascii="Wingdings" w:hAnsi="Wingdings" w:cs="Wingdings" w:hint="default"/>
-      </w:rPr>
+        <w:ind w:left="6480" w:hanging="480"/>
+      </w:pPr>
     </w:lvl>
   </w:abstractNum>
   <w:num w:numId="1000">
@@ -6214,8 +6212,8 @@
     <w:name w:val="KeywordTok"/>
     <w:basedOn w:val="VerbatimChar"/>
     <w:rPr>
+      <w:color w:val="007020"/>
       <w:b/>
-      <w:color w:val="007020"/>
     </w:rPr>
   </w:style>
   <w:style w:type="character" w:customStyle="1" w:styleId="DataTypeTok">
@@ -6292,42 +6290,42 @@
     <w:name w:val="ImportTok"/>
     <w:basedOn w:val="VerbatimChar"/>
     <w:rPr>
+      <w:color w:val="008000"/>
       <w:b/>
-      <w:color w:val="008000"/>
     </w:rPr>
   </w:style>
   <w:style w:type="character" w:customStyle="1" w:styleId="CommentTok">
     <w:name w:val="CommentTok"/>
     <w:basedOn w:val="VerbatimChar"/>
     <w:rPr>
+      <w:color w:val="60a0b0"/>
       <w:i/>
-      <w:color w:val="60a0b0"/>
     </w:rPr>
   </w:style>
   <w:style w:type="character" w:customStyle="1" w:styleId="DocumentationTok">
     <w:name w:val="DocumentationTok"/>
     <w:basedOn w:val="VerbatimChar"/>
     <w:rPr>
+      <w:color w:val="ba2121"/>
       <w:i/>
-      <w:color w:val="ba2121"/>
     </w:rPr>
   </w:style>
   <w:style w:type="character" w:customStyle="1" w:styleId="AnnotationTok">
     <w:name w:val="AnnotationTok"/>
     <w:basedOn w:val="VerbatimChar"/>
     <w:rPr>
+      <w:color w:val="60a0b0"/>
       <w:b/>
       <w:i/>
-      <w:color w:val="60a0b0"/>
     </w:rPr>
   </w:style>
   <w:style w:type="character" w:customStyle="1" w:styleId="CommentVarTok">
     <w:name w:val="CommentVarTok"/>
     <w:basedOn w:val="VerbatimChar"/>
     <w:rPr>
+      <w:color w:val="60a0b0"/>
       <w:b/>
       <w:i/>
-      <w:color w:val="60a0b0"/>
     </w:rPr>
   </w:style>
   <w:style w:type="character" w:customStyle="1" w:styleId="OtherTok">
@@ -6355,8 +6353,8 @@
     <w:name w:val="ControlFlowTok"/>
     <w:basedOn w:val="VerbatimChar"/>
     <w:rPr>
+      <w:color w:val="007020"/>
       <w:b/>
-      <w:color w:val="007020"/>
     </w:rPr>
   </w:style>
   <w:style w:type="character" w:customStyle="1" w:styleId="OperatorTok">
@@ -6401,34 +6399,34 @@
     <w:name w:val="InformationTok"/>
     <w:basedOn w:val="VerbatimChar"/>
     <w:rPr>
+      <w:color w:val="60a0b0"/>
       <w:b/>
       <w:i/>
-      <w:color w:val="60a0b0"/>
     </w:rPr>
   </w:style>
   <w:style w:type="character" w:customStyle="1" w:styleId="WarningTok">
     <w:name w:val="WarningTok"/>
     <w:basedOn w:val="VerbatimChar"/>
     <w:rPr>
+      <w:color w:val="60a0b0"/>
       <w:b/>
       <w:i/>
-      <w:color w:val="60a0b0"/>
     </w:rPr>
   </w:style>
   <w:style w:type="character" w:customStyle="1" w:styleId="AlertTok">
     <w:name w:val="AlertTok"/>
     <w:basedOn w:val="VerbatimChar"/>
     <w:rPr>
+      <w:color w:val="ff0000"/>
       <w:b/>
-      <w:color w:val="ff0000"/>
     </w:rPr>
   </w:style>
   <w:style w:type="character" w:customStyle="1" w:styleId="ErrorTok">
     <w:name w:val="ErrorTok"/>
     <w:basedOn w:val="VerbatimChar"/>
     <w:rPr>
+      <w:color w:val="ff0000"/>
       <w:b/>
-      <w:color w:val="ff0000"/>
     </w:rPr>
   </w:style>
   <w:style w:type="character" w:customStyle="1" w:styleId="NormalTok">
